--- a/sample-document/03_Bill_of_Lading.docx
+++ b/sample-document/03_Bill_of_Lading.docx
@@ -251,7 +251,7 @@
         <w:t xml:space="preserve">Freight: </w:t>
       </w:r>
       <w:r>
-        <w:t>CIF Tokyo (Freight Prepaid)</w:t>
+        <w:t>FOB Ho Chi Minh City (Freight Collect)</w:t>
       </w:r>
     </w:p>
     <w:p>
